--- a/prosedurler/EMS.LB.TL.09.05. pH, Formaldehyde and Azo Dye Check Instruction.docx
+++ b/prosedurler/EMS.LB.TL.09.05. pH, Formaldehyde and Azo Dye Check Instruction.docx
@@ -32,7 +32,7 @@
           <w:sz w:val="24"/>
           <w:szCs w:val="24"/>
         </w:rPr>
-        <w:t xml:space="preserve">This instruction describes how the laboratory of Eroglu Knitting (EMS) checks the pH value, free and hydrolysable formaldehyde and the release of banned aromatic amines from azo dyes (TLM-LAB-06), so that products meet the restricted substances requirements of the customer, OEKO-TEX and the EMS RSL before shipment.</w:t>
+        <w:t xml:space="preserve">This instruction describes how the laboratory of Eroglu Knitting (EMS) checks the pH value, free and hydrolysable formaldehyde and the release of banned aromatic amines from azo dyes (EMS.LB.TL.09.05), so that products meet the restricted substances requirements of the customer, OEKO-TEX and the EMS RSL before shipment.</w:t>
       </w:r>
     </w:p>
     <w:p>
@@ -166,7 +166,7 @@
           <w:sz w:val="24"/>
           <w:szCs w:val="24"/>
         </w:rPr>
-        <w:t xml:space="preserve"> Prepares the specimens and solutions, performs the tests, records the results on the RSL Test Result Form (FRM-LAB-03) and keeps the test records.</w:t>
+        <w:t xml:space="preserve"> Prepares the specimens and solutions, performs the tests, records the results on the RSL Test Result Form (EMS.LB.FRM.09.02) and keeps the test records.</w:t>
       </w:r>
     </w:p>
     <w:p>
@@ -827,7 +827,7 @@
           <w:sz w:val="24"/>
           <w:szCs w:val="24"/>
         </w:rPr>
-        <w:t xml:space="preserve">5.1. Enter pH, formaldehyde and azo results, specimen details, instrument numbers and date on the RSL Test Result Form (FRM-LAB-03) and sign.</w:t>
+        <w:t xml:space="preserve">5.1. Enter pH, formaldehyde and azo results, specimen details, instrument numbers and date on the RSL Test Result Form (EMS.LB.FRM.09.02) and sign.</w:t>
       </w:r>
     </w:p>
     <w:p>
@@ -843,7 +843,7 @@
           <w:sz w:val="24"/>
           <w:szCs w:val="24"/>
         </w:rPr>
-        <w:t xml:space="preserve">5.2. The Laboratory Manager compares results with the limits and marks the lot PASS or FAIL; the decision is passed to the Quality Assurance Manager for the Lot Decision Form (FRM-LAB-04).</w:t>
+        <w:t xml:space="preserve">5.2. The Laboratory Manager compares results with the limits and marks the lot PASS or FAIL; the decision is passed to the Quality Assurance Manager for the Lot Decision Form (EMS.LB.FRM.09.03).</w:t>
       </w:r>
     </w:p>
     <w:p>
@@ -1074,7 +1074,7 @@
           <w:sz w:val="24"/>
           <w:szCs w:val="24"/>
         </w:rPr>
-        <w:t xml:space="preserve">TLM-LAB-06 pH, formaldehyde and azo dye check instruction (PRS-LAB-04 RSL and Chemical Compliance Procedure)</w:t>
+        <w:t xml:space="preserve">EMS.LB.TL.09.05 pH, formaldehyde and azo dye check instruction (EMS.MG.PRO.13.02 RSL and Chemical Compliance Procedure)</w:t>
       </w:r>
     </w:p>
     <w:p>
@@ -1093,7 +1093,7 @@
           <w:sz w:val="24"/>
           <w:szCs w:val="24"/>
         </w:rPr>
-        <w:t xml:space="preserve">FRM-LAB-03 RSL Test Result Form; FRM-LAB-04 Lot Decision Form</w:t>
+        <w:t xml:space="preserve">EMS.LB.FRM.09.02 RSL Test Result Form; EMS.LB.FRM.09.03 Lot Decision Form</w:t>
       </w:r>
     </w:p>
     <w:p>
@@ -1290,7 +1290,7 @@
           <w:sz w:val="24"/>
           <w:szCs w:val="24"/>
         </w:rPr>
-        <w:t xml:space="preserve">تصف هذه التعليمات كيفية قيام مختبر شركة إيروغلو للتريكو (EMS) بفحص قيمة الرقم الهيدروجيني (pH) والفورمالديهايد الحر والقابل للتحلل المائي وتحرر الأمينات العطرية المحظورة من أصباغ الأزو (TLM-LAB-06)، بحيث تطابق المنتجات متطلبات المواد المقيدة لدى العميل وOEKO-TEX وقائمة RSL الخاصة بـ EMS قبل الشحن.</w:t>
+        <w:t xml:space="preserve">تصف هذه التعليمات كيفية قيام مختبر شركة إيروغلو للتريكو (EMS) بفحص قيمة الرقم الهيدروجيني (pH) والفورمالديهايد الحر والقابل للتحلل المائي وتحرر الأمينات العطرية المحظورة من أصباغ الأزو (EMS.LB.TL.09.05)، بحيث تطابق المنتجات متطلبات المواد المقيدة لدى العميل وOEKO-TEX وقائمة RSL الخاصة بـ EMS قبل الشحن.</w:t>
       </w:r>
     </w:p>
     <w:p>
@@ -1440,7 +1440,7 @@
           <w:sz w:val="24"/>
           <w:szCs w:val="24"/>
         </w:rPr>
-        <w:t xml:space="preserve"> يجهز العينات والمحاليل، وينفذ الفحوص، ويسجل النتائج في نموذج نتائج اختبار RSL (FRM-LAB-03)، ويحتفظ بسجلات الفحص.</w:t>
+        <w:t xml:space="preserve"> يجهز العينات والمحاليل، وينفذ الفحوص، ويسجل النتائج في نموذج نتائج اختبار RSL (EMS.LB.FRM.09.02)، ويحتفظ بسجلات الفحص.</w:t>
       </w:r>
     </w:p>
     <w:p>
@@ -2181,7 +2181,7 @@
           <w:sz w:val="24"/>
           <w:szCs w:val="24"/>
         </w:rPr>
-        <w:t xml:space="preserve">5.1. تدوين نتائج pH والفورمالديهايد والأزو وتفاصيل العينة وأرقام الأجهزة والتاريخ في نموذج نتائج اختبار RSL (FRM-LAB-03) والتوقيع عليه.</w:t>
+        <w:t xml:space="preserve">5.1. تدوين نتائج pH والفورمالديهايد والأزو وتفاصيل العينة وأرقام الأجهزة والتاريخ في نموذج نتائج اختبار RSL (EMS.LB.FRM.09.02) والتوقيع عليه.</w:t>
       </w:r>
     </w:p>
     <w:p>
@@ -2199,7 +2199,7 @@
           <w:sz w:val="24"/>
           <w:szCs w:val="24"/>
         </w:rPr>
-        <w:t xml:space="preserve">5.2. يقارن مدير المختبر النتائج بالحدود ويصنف الدفعة مقبولة أو مرفوضة؛ ويحال القرار إلى مدير ضمان الجودة لإصدار نموذج قرار الدفعة (FRM-LAB-04).</w:t>
+        <w:t xml:space="preserve">5.2. يقارن مدير المختبر النتائج بالحدود ويصنف الدفعة مقبولة أو مرفوضة؛ ويحال القرار إلى مدير ضمان الجودة لإصدار نموذج قرار الدفعة (EMS.LB.FRM.09.03).</w:t>
       </w:r>
     </w:p>
     <w:p>
@@ -2457,7 +2457,7 @@
           <w:sz w:val="24"/>
           <w:szCs w:val="24"/>
         </w:rPr>
-        <w:t xml:space="preserve">TLM-LAB-06 تعليمات فحص pH والفورمالديهايد وأصباغ الأزو (PRS-LAB-04 إجراء RSL والامتثال الكيميائي)</w:t>
+        <w:t xml:space="preserve">EMS.LB.TL.09.05 تعليمات فحص pH والفورمالديهايد وأصباغ الأزو (EMS.MG.PRO.13.02 إجراء RSL والامتثال الكيميائي)</w:t>
       </w:r>
     </w:p>
     <w:p>
@@ -2478,7 +2478,7 @@
           <w:sz w:val="24"/>
           <w:szCs w:val="24"/>
         </w:rPr>
-        <w:t xml:space="preserve">FRM-LAB-03 نموذج نتائج اختبار RSL؛ FRM-LAB-04 نموذج قرار الدفعة</w:t>
+        <w:t xml:space="preserve">EMS.LB.FRM.09.02 نموذج نتائج اختبار RSL؛ EMS.LB.FRM.09.03 نموذج قرار الدفعة</w:t>
       </w:r>
     </w:p>
     <w:p>
